--- a/Weekly Logs/Dave/Week 15.docx
+++ b/Weekly Logs/Dave/Week 15.docx
@@ -10,7 +10,6 @@
           <w:docPartUnique/>
         </w:docPartObj>
       </w:sdtPr>
-      <w:sdtEndPr/>
       <w:sdtContent>
         <w:p/>
         <w:p>
@@ -549,7 +548,6 @@
                                   <w:dataBinding w:prefixMappings="xmlns:ns0='http://purl.org/dc/elements/1.1/' xmlns:ns1='http://schemas.openxmlformats.org/package/2006/metadata/core-properties' " w:xpath="/ns1:coreProperties[1]/ns0:subject[1]" w:storeItemID="{6C3C8BC8-F283-45AE-878A-BAB7291924A1}"/>
                                   <w:text/>
                                 </w:sdtPr>
-                                <w:sdtEndPr/>
                                 <w:sdtContent>
                                   <w:p>
                                     <w:pPr>
@@ -606,7 +604,6 @@
                                   <w:dataBinding w:prefixMappings="xmlns:ns0='http://purl.org/dc/elements/1.1/' xmlns:ns1='http://schemas.openxmlformats.org/package/2006/metadata/core-properties' " w:xpath="/ns1:coreProperties[1]/ns0:creator[1]" w:storeItemID="{6C3C8BC8-F283-45AE-878A-BAB7291924A1}"/>
                                   <w:text/>
                                 </w:sdtPr>
-                                <w:sdtEndPr/>
                                 <w:sdtContent>
                                   <w:p>
                                     <w:pPr>
@@ -849,7 +846,6 @@
                                     <w:calendar w:val="gregorian"/>
                                   </w:date>
                                 </w:sdtPr>
-                                <w:sdtEndPr/>
                                 <w:sdtContent>
                                   <w:p>
                                     <w:pPr>
@@ -1287,7 +1283,11 @@
           <w:tcPr>
             <w:tcW w:w="5063" w:type="dxa"/>
           </w:tcPr>
-          <w:p/>
+          <w:p>
+            <w:r>
+              <w:t>1h 30m</w:t>
+            </w:r>
+          </w:p>
         </w:tc>
       </w:tr>
       <w:tr>
@@ -1399,7 +1399,11 @@
           <w:tcPr>
             <w:tcW w:w="5063" w:type="dxa"/>
           </w:tcPr>
-          <w:p/>
+          <w:p>
+            <w:r>
+              <w:t>6</w:t>
+            </w:r>
+          </w:p>
         </w:tc>
       </w:tr>
       <w:tr>
@@ -1520,10 +1524,7 @@
           </w:tcPr>
           <w:p>
             <w:r>
-              <w:t>348h 55m</w:t>
-            </w:r>
-            <w:r>
-              <w:t xml:space="preserve"> + X</w:t>
+              <w:t>348h 55m + X</w:t>
             </w:r>
           </w:p>
         </w:tc>
@@ -1626,6 +1627,25 @@
     <w:p>
       <w:pPr>
         <w:rPr>
+          <w:lang w:val="en-NZ"/>
+        </w:rPr>
+      </w:pPr>
+      <w:r>
+        <w:rPr>
+          <w:lang w:val="en-NZ"/>
+        </w:rPr>
+        <w:t xml:space="preserve">Tuesday </w:t>
+      </w:r>
+      <w:r>
+        <w:rPr>
+          <w:lang w:val="en-NZ"/>
+        </w:rPr>
+        <w:t>9-10:30: Bryce meeting</w:t>
+      </w:r>
+    </w:p>
+    <w:p>
+      <w:pPr>
+        <w:rPr>
           <w:b/>
           <w:bCs/>
           <w:lang w:val="en-NZ"/>
@@ -1786,6 +1806,7 @@
       </w:pPr>
       <w:r>
         <w:rPr>
+          <w:noProof/>
           <w:lang w:val="en-NZ"/>
         </w:rPr>
         <w:lastRenderedPageBreak/>
@@ -1861,14 +1882,12 @@
         </w:rPr>
         <w:t xml:space="preserve">: Reading through Sam’s </w:t>
       </w:r>
-      <w:proofErr w:type="spellStart"/>
       <w:r>
         <w:rPr>
           <w:lang w:val="en-NZ"/>
         </w:rPr>
         <w:t>Nmap_example</w:t>
       </w:r>
-      <w:proofErr w:type="spellEnd"/>
       <w:r>
         <w:rPr>
           <w:lang w:val="en-NZ"/>
@@ -1896,6 +1915,7 @@
       </w:r>
       <w:r>
         <w:rPr>
+          <w:noProof/>
           <w:lang w:val="en-NZ"/>
         </w:rPr>
         <w:drawing>

--- a/Weekly Logs/Dave/Week 15.docx
+++ b/Weekly Logs/Dave/Week 15.docx
@@ -650,11 +650,7 @@
               </mc:Choice>
               <mc:Fallback>
                 <w:pict>
-                  <v:shapetype w14:anchorId="4A6B2937" id="_x0000_t202" coordsize="21600,21600" o:spt="202" path="m,l,21600r21600,l21600,xe">
-                    <v:stroke joinstyle="miter"/>
-                    <v:path gradientshapeok="t" o:connecttype="rect"/>
-                  </v:shapetype>
-                  <v:shape id="Text Box 129" o:spid="_x0000_s1030" type="#_x0000_t202" style="position:absolute;margin-left:0;margin-top:0;width:453pt;height:38.15pt;z-index:251661312;visibility:visible;mso-wrap-style:square;mso-width-percent:1154;mso-height-percent:0;mso-top-percent:790;mso-wrap-distance-left:9pt;mso-wrap-distance-top:0;mso-wrap-distance-right:9pt;mso-wrap-distance-bottom:0;mso-position-horizontal:center;mso-position-horizontal-relative:page;mso-position-vertical-relative:page;mso-width-percent:1154;mso-height-percent:0;mso-top-percent:790;mso-width-relative:margin;mso-height-relative:margin;v-text-anchor:top" o:gfxdata="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" filled="f" stroked="f" strokeweight=".5pt">
+                  <v:shape w14:anchorId="4A6B2937" id="Text Box 129" o:spid="_x0000_s1030" type="#_x0000_t202" style="position:absolute;margin-left:0;margin-top:0;width:453pt;height:38.15pt;z-index:251661312;visibility:visible;mso-wrap-style:square;mso-width-percent:1154;mso-height-percent:0;mso-top-percent:790;mso-wrap-distance-left:9pt;mso-wrap-distance-top:0;mso-wrap-distance-right:9pt;mso-wrap-distance-bottom:0;mso-position-horizontal:center;mso-position-horizontal-relative:page;mso-position-vertical-relative:page;mso-width-percent:1154;mso-height-percent:0;mso-top-percent:790;mso-width-relative:margin;mso-height-relative:margin;v-text-anchor:top" o:gfxdata="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" filled="f" stroked="f" strokeweight=".5pt">
                     <v:textbox style="mso-fit-shape-to-text:t" inset="1in,0,86.4pt,0">
                       <w:txbxContent>
                         <w:sdt>
@@ -671,7 +667,6 @@
                             <w:dataBinding w:prefixMappings="xmlns:ns0='http://purl.org/dc/elements/1.1/' xmlns:ns1='http://schemas.openxmlformats.org/package/2006/metadata/core-properties' " w:xpath="/ns1:coreProperties[1]/ns0:subject[1]" w:storeItemID="{6C3C8BC8-F283-45AE-878A-BAB7291924A1}"/>
                             <w:text/>
                           </w:sdtPr>
-                          <w:sdtEndPr/>
                           <w:sdtContent>
                             <w:p>
                               <w:pPr>
@@ -728,7 +723,6 @@
                             <w:dataBinding w:prefixMappings="xmlns:ns0='http://purl.org/dc/elements/1.1/' xmlns:ns1='http://schemas.openxmlformats.org/package/2006/metadata/core-properties' " w:xpath="/ns1:coreProperties[1]/ns0:creator[1]" w:storeItemID="{6C3C8BC8-F283-45AE-878A-BAB7291924A1}"/>
                             <w:text/>
                           </w:sdtPr>
-                          <w:sdtEndPr/>
                           <w:sdtContent>
                             <w:p>
                               <w:pPr>
@@ -1227,7 +1221,11 @@
           <w:tcPr>
             <w:tcW w:w="5063" w:type="dxa"/>
           </w:tcPr>
-          <w:p/>
+          <w:p>
+            <w:r>
+              <w:t>3</w:t>
+            </w:r>
+          </w:p>
         </w:tc>
       </w:tr>
       <w:tr>
@@ -1248,6 +1246,73 @@
                 <w:bCs/>
               </w:rPr>
               <w:t>Client meetings</w:t>
+            </w:r>
+          </w:p>
+        </w:tc>
+        <w:tc>
+          <w:tcPr>
+            <w:tcW w:w="5063" w:type="dxa"/>
+          </w:tcPr>
+          <w:p>
+            <w:r>
+              <w:t>2h 30</w:t>
+            </w:r>
+            <w:r>
+              <w:t>m</w:t>
+            </w:r>
+          </w:p>
+        </w:tc>
+      </w:tr>
+      <w:tr>
+        <w:tc>
+          <w:tcPr>
+            <w:tcW w:w="5427" w:type="dxa"/>
+          </w:tcPr>
+          <w:p>
+            <w:pPr>
+              <w:rPr>
+                <w:b/>
+                <w:bCs/>
+              </w:rPr>
+            </w:pPr>
+            <w:r>
+              <w:rPr>
+                <w:b/>
+                <w:bCs/>
+              </w:rPr>
+              <w:t>Advisor meetings</w:t>
+            </w:r>
+          </w:p>
+        </w:tc>
+        <w:tc>
+          <w:tcPr>
+            <w:tcW w:w="5063" w:type="dxa"/>
+          </w:tcPr>
+          <w:p>
+            <w:r>
+              <w:t>1h 30m</w:t>
+            </w:r>
+          </w:p>
+        </w:tc>
+      </w:tr>
+      <w:tr>
+        <w:tc>
+          <w:tcPr>
+            <w:tcW w:w="5427" w:type="dxa"/>
+          </w:tcPr>
+          <w:p>
+            <w:pPr>
+              <w:rPr>
+                <w:b/>
+                <w:bCs/>
+              </w:rPr>
+            </w:pPr>
+            <w:r>
+              <w:rPr>
+                <w:b/>
+                <w:bCs/>
+              </w:rPr>
+              <w:t>Research</w:t>
             </w:r>
           </w:p>
         </w:tc>
@@ -1275,39 +1340,7 @@
                 <w:b/>
                 <w:bCs/>
               </w:rPr>
-              <w:t>Advisor meetings</w:t>
-            </w:r>
-          </w:p>
-        </w:tc>
-        <w:tc>
-          <w:tcPr>
-            <w:tcW w:w="5063" w:type="dxa"/>
-          </w:tcPr>
-          <w:p>
-            <w:r>
-              <w:t>1h 30m</w:t>
-            </w:r>
-          </w:p>
-        </w:tc>
-      </w:tr>
-      <w:tr>
-        <w:tc>
-          <w:tcPr>
-            <w:tcW w:w="5427" w:type="dxa"/>
-          </w:tcPr>
-          <w:p>
-            <w:pPr>
-              <w:rPr>
-                <w:b/>
-                <w:bCs/>
-              </w:rPr>
-            </w:pPr>
-            <w:r>
-              <w:rPr>
-                <w:b/>
-                <w:bCs/>
-              </w:rPr>
-              <w:t>Research</w:t>
+              <w:t>Development</w:t>
             </w:r>
           </w:p>
         </w:tc>
@@ -1335,7 +1368,7 @@
                 <w:b/>
                 <w:bCs/>
               </w:rPr>
-              <w:t>Development</w:t>
+              <w:t>Testing</w:t>
             </w:r>
           </w:p>
         </w:tc>
@@ -1363,7 +1396,86 @@
                 <w:b/>
                 <w:bCs/>
               </w:rPr>
-              <w:t>Testing</w:t>
+              <w:t>Documentation</w:t>
+            </w:r>
+          </w:p>
+        </w:tc>
+        <w:tc>
+          <w:tcPr>
+            <w:tcW w:w="5063" w:type="dxa"/>
+          </w:tcPr>
+          <w:p>
+            <w:r>
+              <w:t>2</w:t>
+            </w:r>
+            <w:r>
+              <w:t>6</w:t>
+            </w:r>
+            <w:r>
+              <w:t>h</w:t>
+            </w:r>
+            <w:r>
+              <w:t xml:space="preserve"> </w:t>
+            </w:r>
+            <w:r>
+              <w:t>30</w:t>
+            </w:r>
+            <w:r>
+              <w:t>m</w:t>
+            </w:r>
+          </w:p>
+        </w:tc>
+      </w:tr>
+      <w:tr>
+        <w:tc>
+          <w:tcPr>
+            <w:tcW w:w="5427" w:type="dxa"/>
+          </w:tcPr>
+          <w:p>
+            <w:pPr>
+              <w:rPr>
+                <w:b/>
+                <w:bCs/>
+              </w:rPr>
+            </w:pPr>
+            <w:r>
+              <w:rPr>
+                <w:b/>
+                <w:bCs/>
+              </w:rPr>
+              <w:t>Logbook preparation</w:t>
+            </w:r>
+          </w:p>
+        </w:tc>
+        <w:tc>
+          <w:tcPr>
+            <w:tcW w:w="5063" w:type="dxa"/>
+          </w:tcPr>
+          <w:p>
+            <w:r>
+              <w:t>1</w:t>
+            </w:r>
+          </w:p>
+        </w:tc>
+      </w:tr>
+      <w:tr>
+        <w:tc>
+          <w:tcPr>
+            <w:tcW w:w="5427" w:type="dxa"/>
+          </w:tcPr>
+          <w:p>
+            <w:pPr>
+              <w:rPr>
+                <w:b/>
+                <w:bCs/>
+              </w:rPr>
+            </w:pPr>
+            <w:r>
+              <w:rPr>
+                <w:b/>
+                <w:bCs/>
+              </w:rPr>
+              <w:t>Other</w:t>
             </w:r>
           </w:p>
         </w:tc>
@@ -1391,7 +1503,7 @@
                 <w:b/>
                 <w:bCs/>
               </w:rPr>
-              <w:t>Documentation</w:t>
+              <w:t>Total hours for this week</w:t>
             </w:r>
           </w:p>
         </w:tc>
@@ -1401,7 +1513,19 @@
           </w:tcPr>
           <w:p>
             <w:r>
-              <w:t>6</w:t>
+              <w:t>3</w:t>
+            </w:r>
+            <w:r>
+              <w:t>4</w:t>
+            </w:r>
+            <w:r>
+              <w:t xml:space="preserve">h </w:t>
+            </w:r>
+            <w:r>
+              <w:t>30</w:t>
+            </w:r>
+            <w:r>
+              <w:t>m</w:t>
             </w:r>
           </w:p>
         </w:tc>
@@ -1423,90 +1547,6 @@
                 <w:b/>
                 <w:bCs/>
               </w:rPr>
-              <w:t>Logbook preparation</w:t>
-            </w:r>
-          </w:p>
-        </w:tc>
-        <w:tc>
-          <w:tcPr>
-            <w:tcW w:w="5063" w:type="dxa"/>
-          </w:tcPr>
-          <w:p/>
-        </w:tc>
-      </w:tr>
-      <w:tr>
-        <w:tc>
-          <w:tcPr>
-            <w:tcW w:w="5427" w:type="dxa"/>
-          </w:tcPr>
-          <w:p>
-            <w:pPr>
-              <w:rPr>
-                <w:b/>
-                <w:bCs/>
-              </w:rPr>
-            </w:pPr>
-            <w:r>
-              <w:rPr>
-                <w:b/>
-                <w:bCs/>
-              </w:rPr>
-              <w:t>Other</w:t>
-            </w:r>
-          </w:p>
-        </w:tc>
-        <w:tc>
-          <w:tcPr>
-            <w:tcW w:w="5063" w:type="dxa"/>
-          </w:tcPr>
-          <w:p/>
-        </w:tc>
-      </w:tr>
-      <w:tr>
-        <w:tc>
-          <w:tcPr>
-            <w:tcW w:w="5427" w:type="dxa"/>
-          </w:tcPr>
-          <w:p>
-            <w:pPr>
-              <w:rPr>
-                <w:b/>
-                <w:bCs/>
-              </w:rPr>
-            </w:pPr>
-            <w:r>
-              <w:rPr>
-                <w:b/>
-                <w:bCs/>
-              </w:rPr>
-              <w:t>Total hours for this week</w:t>
-            </w:r>
-          </w:p>
-        </w:tc>
-        <w:tc>
-          <w:tcPr>
-            <w:tcW w:w="5063" w:type="dxa"/>
-          </w:tcPr>
-          <w:p/>
-        </w:tc>
-      </w:tr>
-      <w:tr>
-        <w:tc>
-          <w:tcPr>
-            <w:tcW w:w="5427" w:type="dxa"/>
-          </w:tcPr>
-          <w:p>
-            <w:pPr>
-              <w:rPr>
-                <w:b/>
-                <w:bCs/>
-              </w:rPr>
-            </w:pPr>
-            <w:r>
-              <w:rPr>
-                <w:b/>
-                <w:bCs/>
-              </w:rPr>
               <w:t>Running total</w:t>
             </w:r>
             <w:r>
@@ -1523,8 +1563,20 @@
             <w:tcW w:w="5063" w:type="dxa"/>
           </w:tcPr>
           <w:p>
-            <w:r>
-              <w:t>348h 55m + X</w:t>
+            <w:pPr>
+              <w:spacing w:after="0" w:line="240" w:lineRule="auto"/>
+              <w:rPr>
+                <w:rFonts w:cs="Arial"/>
+                <w:color w:val="000000"/>
+                <w:lang w:val="en-NZ"/>
+              </w:rPr>
+            </w:pPr>
+            <w:r>
+              <w:rPr>
+                <w:rFonts w:cs="Arial"/>
+                <w:color w:val="000000"/>
+              </w:rPr>
+              <w:t>383h 45m</w:t>
             </w:r>
           </w:p>
         </w:tc>
@@ -1569,83 +1621,166 @@
     <w:p>
       <w:pPr>
         <w:rPr>
-          <w:b/>
-          <w:bCs/>
           <w:lang w:val="en-NZ"/>
         </w:rPr>
       </w:pPr>
       <w:r>
         <w:rPr>
-          <w:b/>
-          <w:bCs/>
-          <w:lang w:val="en-NZ"/>
-        </w:rPr>
-        <w:t>Client meetings</w:t>
-      </w:r>
-      <w:r>
-        <w:rPr>
-          <w:b/>
-          <w:bCs/>
-          <w:lang w:val="en-NZ"/>
-        </w:rPr>
-        <w:t>:</w:t>
-      </w:r>
-      <w:r>
-        <w:rPr>
-          <w:b/>
-          <w:bCs/>
-          <w:lang w:val="en-NZ"/>
-        </w:rPr>
-        <w:t xml:space="preserve"> </w:t>
+          <w:lang w:val="en-NZ"/>
+        </w:rPr>
+        <w:t xml:space="preserve">Tuesday </w:t>
+      </w:r>
+      <w:r>
+        <w:rPr>
+          <w:lang w:val="en-NZ"/>
+        </w:rPr>
+        <w:t>10:30-12:30</w:t>
+      </w:r>
+      <w:r>
+        <w:rPr>
+          <w:lang w:val="en-NZ"/>
+        </w:rPr>
+        <w:t xml:space="preserve">: </w:t>
+      </w:r>
+      <w:r>
+        <w:rPr>
+          <w:lang w:val="en-NZ"/>
+        </w:rPr>
+        <w:t>A</w:t>
+      </w:r>
+      <w:r>
+        <w:rPr>
+          <w:lang w:val="en-NZ"/>
+        </w:rPr>
+        <w:t>uditing</w:t>
+      </w:r>
+      <w:r>
+        <w:rPr>
+          <w:lang w:val="en-NZ"/>
+        </w:rPr>
+        <w:t xml:space="preserve"> weekly logs, consolidating into group log. Figuring out who is doing what tasks this week. Identifying</w:t>
+      </w:r>
+      <w:r>
+        <w:rPr>
+          <w:lang w:val="en-NZ"/>
+        </w:rPr>
+        <w:t xml:space="preserve"> bottlenecks</w:t>
+      </w:r>
+      <w:r>
+        <w:rPr>
+          <w:lang w:val="en-NZ"/>
+        </w:rPr>
+        <w:t>,</w:t>
+      </w:r>
+      <w:r>
+        <w:rPr>
+          <w:lang w:val="en-NZ"/>
+        </w:rPr>
+        <w:t xml:space="preserve"> ie. Poster can’t be finished until We have more findings. Some people have a</w:t>
+      </w:r>
+      <w:r>
+        <w:rPr>
+          <w:lang w:val="en-NZ"/>
+        </w:rPr>
+        <w:t xml:space="preserve">ssignments due, </w:t>
+      </w:r>
+      <w:r>
+        <w:rPr>
+          <w:lang w:val="en-NZ"/>
+        </w:rPr>
+        <w:t>discussing the final panel.</w:t>
       </w:r>
     </w:p>
     <w:p>
       <w:pPr>
         <w:rPr>
-          <w:b/>
-          <w:bCs/>
           <w:lang w:val="en-NZ"/>
         </w:rPr>
       </w:pPr>
       <w:r>
         <w:rPr>
-          <w:b/>
-          <w:bCs/>
-          <w:lang w:val="en-NZ"/>
-        </w:rPr>
-        <w:t>Advisor</w:t>
-      </w:r>
-      <w:r>
-        <w:rPr>
-          <w:b/>
-          <w:bCs/>
-          <w:lang w:val="en-NZ"/>
-        </w:rPr>
-        <w:t xml:space="preserve"> meetings:</w:t>
+          <w:lang w:val="en-NZ"/>
+        </w:rPr>
+        <w:t>Friday 9-10: Concluding review rehearsal, and finishing up</w:t>
+      </w:r>
+      <w:r>
+        <w:rPr>
+          <w:lang w:val="en-NZ"/>
+        </w:rPr>
+        <w:t>/polishing the slideshow</w:t>
+      </w:r>
+      <w:r>
+        <w:rPr>
+          <w:lang w:val="en-NZ"/>
+        </w:rPr>
+        <w:t xml:space="preserve"> for the meeting with Geoff</w:t>
+      </w:r>
+      <w:r>
+        <w:rPr>
+          <w:lang w:val="en-NZ"/>
+        </w:rPr>
+        <w:t>.</w:t>
       </w:r>
     </w:p>
     <w:p>
       <w:pPr>
         <w:rPr>
+          <w:b/>
+          <w:bCs/>
           <w:lang w:val="en-NZ"/>
         </w:rPr>
       </w:pPr>
       <w:r>
         <w:rPr>
-          <w:lang w:val="en-NZ"/>
-        </w:rPr>
-        <w:t xml:space="preserve">Tuesday </w:t>
-      </w:r>
-      <w:r>
-        <w:rPr>
-          <w:lang w:val="en-NZ"/>
-        </w:rPr>
-        <w:t>9-10:30: Bryce meeting</w:t>
+          <w:b/>
+          <w:bCs/>
+          <w:lang w:val="en-NZ"/>
+        </w:rPr>
+        <w:t>Client meetings</w:t>
+      </w:r>
+      <w:r>
+        <w:rPr>
+          <w:b/>
+          <w:bCs/>
+          <w:lang w:val="en-NZ"/>
+        </w:rPr>
+        <w:t>:</w:t>
       </w:r>
     </w:p>
     <w:p>
       <w:pPr>
         <w:rPr>
+          <w:lang w:val="en-NZ"/>
+        </w:rPr>
+      </w:pPr>
+      <w:r>
+        <w:rPr>
+          <w:lang w:val="en-NZ"/>
+        </w:rPr>
+        <w:t>Friday 10</w:t>
+      </w:r>
+      <w:r>
+        <w:rPr>
+          <w:lang w:val="en-NZ"/>
+        </w:rPr>
+        <w:t xml:space="preserve">-12:30: </w:t>
+      </w:r>
+      <w:r>
+        <w:rPr>
+          <w:lang w:val="en-NZ"/>
+        </w:rPr>
+        <w:t xml:space="preserve">Concluding </w:t>
+      </w:r>
+      <w:r>
+        <w:rPr>
+          <w:lang w:val="en-NZ"/>
+        </w:rPr>
+        <w:t>review with Geoff</w:t>
+      </w:r>
+    </w:p>
+    <w:p>
+      <w:pPr>
+        <w:rPr>
           <w:b/>
           <w:bCs/>
           <w:lang w:val="en-NZ"/>
@@ -1657,6 +1792,51 @@
           <w:bCs/>
           <w:lang w:val="en-NZ"/>
         </w:rPr>
+        <w:t>Advisor</w:t>
+      </w:r>
+      <w:r>
+        <w:rPr>
+          <w:b/>
+          <w:bCs/>
+          <w:lang w:val="en-NZ"/>
+        </w:rPr>
+        <w:t xml:space="preserve"> meetings:</w:t>
+      </w:r>
+    </w:p>
+    <w:p>
+      <w:pPr>
+        <w:rPr>
+          <w:lang w:val="en-NZ"/>
+        </w:rPr>
+      </w:pPr>
+      <w:r>
+        <w:rPr>
+          <w:lang w:val="en-NZ"/>
+        </w:rPr>
+        <w:t xml:space="preserve">Tuesday </w:t>
+      </w:r>
+      <w:r>
+        <w:rPr>
+          <w:lang w:val="en-NZ"/>
+        </w:rPr>
+        <w:t>9-10:30: Bryce meeting</w:t>
+      </w:r>
+    </w:p>
+    <w:p>
+      <w:pPr>
+        <w:rPr>
+          <w:b/>
+          <w:bCs/>
+          <w:lang w:val="en-NZ"/>
+        </w:rPr>
+      </w:pPr>
+      <w:r>
+        <w:rPr>
+          <w:b/>
+          <w:bCs/>
+          <w:lang w:val="en-NZ"/>
+        </w:rPr>
+        <w:lastRenderedPageBreak/>
         <w:t>Research</w:t>
       </w:r>
     </w:p>
@@ -1961,7 +2141,8 @@
           <w:tab w:val="left" w:pos="5978"/>
         </w:tabs>
         <w:rPr>
-          <w:lang w:val="en-NZ"/>
+          <w:noProof/>
+          <w14:ligatures w14:val="standardContextual"/>
         </w:rPr>
       </w:pPr>
       <w:r>
@@ -2077,6 +2258,669 @@
                     <a:xfrm>
                       <a:off x="0" y="0"/>
                       <a:ext cx="5087060" cy="1162212"/>
+                    </a:xfrm>
+                    <a:prstGeom prst="rect">
+                      <a:avLst/>
+                    </a:prstGeom>
+                  </pic:spPr>
+                </pic:pic>
+              </a:graphicData>
+            </a:graphic>
+          </wp:inline>
+        </w:drawing>
+      </w:r>
+    </w:p>
+    <w:p>
+      <w:pPr>
+        <w:tabs>
+          <w:tab w:val="left" w:pos="5978"/>
+        </w:tabs>
+        <w:rPr>
+          <w:noProof/>
+          <w14:ligatures w14:val="standardContextual"/>
+        </w:rPr>
+      </w:pPr>
+      <w:r>
+        <w:rPr>
+          <w:noProof/>
+          <w14:ligatures w14:val="standardContextual"/>
+        </w:rPr>
+        <w:t>Tuesday 8:30-9am:</w:t>
+      </w:r>
+      <w:r>
+        <w:rPr>
+          <w:noProof/>
+          <w14:ligatures w14:val="standardContextual"/>
+        </w:rPr>
+        <w:t xml:space="preserve"> Continuing work on the Academic Closeout Report and Research Report before a meeting with Bryce.</w:t>
+      </w:r>
+    </w:p>
+    <w:p>
+      <w:pPr>
+        <w:tabs>
+          <w:tab w:val="left" w:pos="5978"/>
+        </w:tabs>
+        <w:rPr>
+          <w:noProof/>
+          <w14:ligatures w14:val="standardContextual"/>
+        </w:rPr>
+      </w:pPr>
+      <w:r>
+        <w:rPr>
+          <w:noProof/>
+          <w14:ligatures w14:val="standardContextual"/>
+        </w:rPr>
+        <w:t xml:space="preserve">Tuesday </w:t>
+      </w:r>
+      <w:r>
+        <w:rPr>
+          <w:noProof/>
+          <w14:ligatures w14:val="standardContextual"/>
+        </w:rPr>
+        <w:t>2:30-5:30</w:t>
+      </w:r>
+      <w:r>
+        <w:rPr>
+          <w:noProof/>
+          <w14:ligatures w14:val="standardContextual"/>
+        </w:rPr>
+        <w:t>:</w:t>
+      </w:r>
+      <w:r>
+        <w:rPr>
+          <w:noProof/>
+          <w14:ligatures w14:val="standardContextual"/>
+        </w:rPr>
+        <w:t xml:space="preserve"> </w:t>
+      </w:r>
+      <w:r>
+        <w:rPr>
+          <w:noProof/>
+          <w14:ligatures w14:val="standardContextual"/>
+        </w:rPr>
+        <w:t>Working on the Poster, with assistance from Sam and Matt. Discussed layouts</w:t>
+      </w:r>
+      <w:r>
+        <w:rPr>
+          <w:noProof/>
+          <w14:ligatures w14:val="standardContextual"/>
+        </w:rPr>
+        <w:t xml:space="preserve"> </w:t>
+      </w:r>
+      <w:r>
+        <w:rPr>
+          <w:noProof/>
+          <w14:ligatures w14:val="standardContextual"/>
+        </w:rPr>
+        <w:t xml:space="preserve">and graph, what was making the Sam’s Excel graphs so wide, and why it was missing the “Human” header in the </w:t>
+      </w:r>
+      <w:r>
+        <w:rPr>
+          <w:noProof/>
+          <w14:ligatures w14:val="standardContextual"/>
+        </w:rPr>
+        <w:t>“Human vs LLM time taken” graph.</w:t>
+      </w:r>
+      <w:r>
+        <w:rPr>
+          <w:noProof/>
+          <w14:ligatures w14:val="standardContextual"/>
+        </w:rPr>
+        <w:t xml:space="preserve"> Added W&amp;W’s new logo so we can decide between the two at a later point, and </w:t>
+      </w:r>
+      <w:r>
+        <w:rPr>
+          <w:noProof/>
+          <w14:ligatures w14:val="standardContextual"/>
+        </w:rPr>
+        <w:t>shifted paragraphs around. Filled out Findings and Conclusions.</w:t>
+      </w:r>
+    </w:p>
+    <w:p>
+      <w:pPr>
+        <w:tabs>
+          <w:tab w:val="left" w:pos="5978"/>
+        </w:tabs>
+        <w:rPr>
+          <w:lang w:val="en-NZ"/>
+        </w:rPr>
+      </w:pPr>
+      <w:r>
+        <w:rPr>
+          <w:noProof/>
+          <w:lang w:val="en-NZ"/>
+        </w:rPr>
+        <w:lastRenderedPageBreak/>
+        <w:drawing>
+          <wp:inline distT="0" distB="0" distL="0" distR="0" wp14:anchorId="214CAF24" wp14:editId="6217BDF6">
+            <wp:extent cx="5731510" cy="4108450"/>
+            <wp:effectExtent l="0" t="0" r="2540" b="6350"/>
+            <wp:docPr id="1711230052" name="Picture 1"/>
+            <wp:cNvGraphicFramePr>
+              <a:graphicFrameLocks xmlns:a="http://schemas.openxmlformats.org/drawingml/2006/main" noChangeAspect="1"/>
+            </wp:cNvGraphicFramePr>
+            <a:graphic xmlns:a="http://schemas.openxmlformats.org/drawingml/2006/main">
+              <a:graphicData uri="http://schemas.openxmlformats.org/drawingml/2006/picture">
+                <pic:pic xmlns:pic="http://schemas.openxmlformats.org/drawingml/2006/picture">
+                  <pic:nvPicPr>
+                    <pic:cNvPr id="1711230052" name=""/>
+                    <pic:cNvPicPr/>
+                  </pic:nvPicPr>
+                  <pic:blipFill>
+                    <a:blip r:embed="rId11"/>
+                    <a:stretch>
+                      <a:fillRect/>
+                    </a:stretch>
+                  </pic:blipFill>
+                  <pic:spPr>
+                    <a:xfrm>
+                      <a:off x="0" y="0"/>
+                      <a:ext cx="5731510" cy="4108450"/>
+                    </a:xfrm>
+                    <a:prstGeom prst="rect">
+                      <a:avLst/>
+                    </a:prstGeom>
+                  </pic:spPr>
+                </pic:pic>
+              </a:graphicData>
+            </a:graphic>
+          </wp:inline>
+        </w:drawing>
+      </w:r>
+    </w:p>
+    <w:p>
+      <w:pPr>
+        <w:tabs>
+          <w:tab w:val="left" w:pos="5978"/>
+        </w:tabs>
+        <w:rPr>
+          <w:lang w:val="en-NZ"/>
+        </w:rPr>
+      </w:pPr>
+      <w:r>
+        <w:rPr>
+          <w:lang w:val="en-NZ"/>
+        </w:rPr>
+        <w:t>Wednesday 9:30-12: Started work on the</w:t>
+      </w:r>
+      <w:r>
+        <w:rPr>
+          <w:lang w:val="en-NZ"/>
+        </w:rPr>
+        <w:t xml:space="preserve"> one-pager document.</w:t>
+      </w:r>
+      <w:r>
+        <w:rPr>
+          <w:lang w:val="en-NZ"/>
+        </w:rPr>
+        <w:t xml:space="preserve"> Finding appropriate images from the research report to put into the </w:t>
+      </w:r>
+      <w:r>
+        <w:rPr>
+          <w:lang w:val="en-NZ"/>
+        </w:rPr>
+        <w:t xml:space="preserve">doc, and </w:t>
+      </w:r>
+      <w:r>
+        <w:rPr>
+          <w:lang w:val="en-NZ"/>
+        </w:rPr>
+        <w:t xml:space="preserve">checking </w:t>
+      </w:r>
+      <w:r>
+        <w:rPr>
+          <w:lang w:val="en-NZ"/>
+        </w:rPr>
+        <w:t>whether NIST CFTT was actually used, or just inspired our process.</w:t>
+      </w:r>
+    </w:p>
+    <w:p>
+      <w:pPr>
+        <w:tabs>
+          <w:tab w:val="left" w:pos="5978"/>
+        </w:tabs>
+        <w:rPr>
+          <w:lang w:val="en-NZ"/>
+        </w:rPr>
+      </w:pPr>
+      <w:r>
+        <w:rPr>
+          <w:lang w:val="en-NZ"/>
+        </w:rPr>
+        <w:t xml:space="preserve">Wednesday </w:t>
+      </w:r>
+      <w:r>
+        <w:rPr>
+          <w:lang w:val="en-NZ"/>
+        </w:rPr>
+        <w:t>1pm-5pm</w:t>
+      </w:r>
+      <w:r>
+        <w:rPr>
+          <w:lang w:val="en-NZ"/>
+        </w:rPr>
+        <w:t xml:space="preserve">: Continuing on the one-pager, reading the whole research report to find the salient points to put into </w:t>
+      </w:r>
+      <w:r>
+        <w:rPr>
+          <w:lang w:val="en-NZ"/>
+        </w:rPr>
+        <w:t xml:space="preserve">it. Included the avg generation time, chunking and thinking tradeoff, pcap to CSV size reduction, and script development time. </w:t>
+      </w:r>
+    </w:p>
+    <w:p>
+      <w:pPr>
+        <w:tabs>
+          <w:tab w:val="left" w:pos="5978"/>
+        </w:tabs>
+        <w:rPr>
+          <w:lang w:val="en-NZ"/>
+        </w:rPr>
+      </w:pPr>
+      <w:r>
+        <w:rPr>
+          <w:noProof/>
+          <w:lang w:val="en-NZ"/>
+        </w:rPr>
+        <w:lastRenderedPageBreak/>
+        <w:drawing>
+          <wp:inline distT="0" distB="0" distL="0" distR="0" wp14:anchorId="7C8BF2E4" wp14:editId="1FF20719">
+            <wp:extent cx="5344271" cy="7573432"/>
+            <wp:effectExtent l="0" t="0" r="8890" b="8890"/>
+            <wp:docPr id="723693769" name="Picture 1"/>
+            <wp:cNvGraphicFramePr>
+              <a:graphicFrameLocks xmlns:a="http://schemas.openxmlformats.org/drawingml/2006/main" noChangeAspect="1"/>
+            </wp:cNvGraphicFramePr>
+            <a:graphic xmlns:a="http://schemas.openxmlformats.org/drawingml/2006/main">
+              <a:graphicData uri="http://schemas.openxmlformats.org/drawingml/2006/picture">
+                <pic:pic xmlns:pic="http://schemas.openxmlformats.org/drawingml/2006/picture">
+                  <pic:nvPicPr>
+                    <pic:cNvPr id="723693769" name=""/>
+                    <pic:cNvPicPr/>
+                  </pic:nvPicPr>
+                  <pic:blipFill>
+                    <a:blip r:embed="rId12"/>
+                    <a:stretch>
+                      <a:fillRect/>
+                    </a:stretch>
+                  </pic:blipFill>
+                  <pic:spPr>
+                    <a:xfrm>
+                      <a:off x="0" y="0"/>
+                      <a:ext cx="5344271" cy="7573432"/>
+                    </a:xfrm>
+                    <a:prstGeom prst="rect">
+                      <a:avLst/>
+                    </a:prstGeom>
+                  </pic:spPr>
+                </pic:pic>
+              </a:graphicData>
+            </a:graphic>
+          </wp:inline>
+        </w:drawing>
+      </w:r>
+    </w:p>
+    <w:p>
+      <w:pPr>
+        <w:tabs>
+          <w:tab w:val="left" w:pos="5978"/>
+        </w:tabs>
+        <w:rPr>
+          <w:lang w:val="en-NZ"/>
+        </w:rPr>
+      </w:pPr>
+      <w:r>
+        <w:rPr>
+          <w:lang w:val="en-NZ"/>
+        </w:rPr>
+        <w:lastRenderedPageBreak/>
+        <w:t xml:space="preserve">Thursday 9:30 – 12: Started working on the </w:t>
+      </w:r>
+      <w:r>
+        <w:rPr>
+          <w:lang w:val="en-NZ"/>
+        </w:rPr>
+        <w:t>Personal Reflection.</w:t>
+      </w:r>
+      <w:r>
+        <w:rPr>
+          <w:lang w:val="en-NZ"/>
+        </w:rPr>
+        <w:t xml:space="preserve"> </w:t>
+      </w:r>
+      <w:r>
+        <w:rPr>
+          <w:noProof/>
+          <w:lang w:val="en-NZ"/>
+        </w:rPr>
+        <w:drawing>
+          <wp:inline distT="0" distB="0" distL="0" distR="0" wp14:anchorId="570DD001" wp14:editId="26367842">
+            <wp:extent cx="5731510" cy="5380355"/>
+            <wp:effectExtent l="0" t="0" r="2540" b="0"/>
+            <wp:docPr id="1940144223" name="Picture 1"/>
+            <wp:cNvGraphicFramePr>
+              <a:graphicFrameLocks xmlns:a="http://schemas.openxmlformats.org/drawingml/2006/main" noChangeAspect="1"/>
+            </wp:cNvGraphicFramePr>
+            <a:graphic xmlns:a="http://schemas.openxmlformats.org/drawingml/2006/main">
+              <a:graphicData uri="http://schemas.openxmlformats.org/drawingml/2006/picture">
+                <pic:pic xmlns:pic="http://schemas.openxmlformats.org/drawingml/2006/picture">
+                  <pic:nvPicPr>
+                    <pic:cNvPr id="1940144223" name=""/>
+                    <pic:cNvPicPr/>
+                  </pic:nvPicPr>
+                  <pic:blipFill>
+                    <a:blip r:embed="rId13"/>
+                    <a:stretch>
+                      <a:fillRect/>
+                    </a:stretch>
+                  </pic:blipFill>
+                  <pic:spPr>
+                    <a:xfrm>
+                      <a:off x="0" y="0"/>
+                      <a:ext cx="5731510" cy="5380355"/>
+                    </a:xfrm>
+                    <a:prstGeom prst="rect">
+                      <a:avLst/>
+                    </a:prstGeom>
+                  </pic:spPr>
+                </pic:pic>
+              </a:graphicData>
+            </a:graphic>
+          </wp:inline>
+        </w:drawing>
+      </w:r>
+    </w:p>
+    <w:p>
+      <w:pPr>
+        <w:tabs>
+          <w:tab w:val="left" w:pos="5978"/>
+        </w:tabs>
+        <w:rPr>
+          <w:lang w:val="en-NZ"/>
+        </w:rPr>
+      </w:pPr>
+      <w:r>
+        <w:rPr>
+          <w:lang w:val="en-NZ"/>
+        </w:rPr>
+        <w:t>Thursday 12:30-</w:t>
+      </w:r>
+      <w:r>
+        <w:rPr>
+          <w:lang w:val="en-NZ"/>
+        </w:rPr>
+        <w:t>4:</w:t>
+      </w:r>
+      <w:r>
+        <w:rPr>
+          <w:lang w:val="en-NZ"/>
+        </w:rPr>
+        <w:t>30</w:t>
+      </w:r>
+      <w:r>
+        <w:rPr>
+          <w:lang w:val="en-NZ"/>
+        </w:rPr>
+        <w:t xml:space="preserve">: </w:t>
+      </w:r>
+      <w:r>
+        <w:rPr>
+          <w:lang w:val="en-NZ"/>
+        </w:rPr>
+        <w:t xml:space="preserve">Continuing work on the Personal Reflection. </w:t>
+      </w:r>
+      <w:r>
+        <w:rPr>
+          <w:lang w:val="en-NZ"/>
+        </w:rPr>
+        <w:t xml:space="preserve">Tallying my weekly logs, it turns out that I made a mistake in week 7 where I </w:t>
+      </w:r>
+      <w:r>
+        <w:rPr>
+          <w:lang w:val="en-NZ"/>
+        </w:rPr>
+        <w:t xml:space="preserve">gave myself an extra hour in the Running Total. In week 13, I forgot to claim </w:t>
+      </w:r>
+      <w:r>
+        <w:rPr>
+          <w:lang w:val="en-NZ"/>
+        </w:rPr>
+        <w:t xml:space="preserve">the hour of logbook preparation, and somehow in week 14 I tallied the </w:t>
+      </w:r>
+      <w:r>
+        <w:rPr>
+          <w:lang w:val="en-NZ"/>
+        </w:rPr>
+        <w:t xml:space="preserve">Total hours incorrectly. </w:t>
+      </w:r>
+      <w:r>
+        <w:rPr>
+          <w:lang w:val="en-NZ"/>
+        </w:rPr>
+        <w:t xml:space="preserve">Consulted with the team regarding </w:t>
+      </w:r>
+      <w:r>
+        <w:rPr>
+          <w:lang w:val="en-NZ"/>
+        </w:rPr>
+        <w:t>the right move to do here, decided to i</w:t>
+      </w:r>
+      <w:r>
+        <w:rPr>
+          <w:lang w:val="en-NZ"/>
+        </w:rPr>
+        <w:t>gnor</w:t>
+      </w:r>
+      <w:r>
+        <w:rPr>
+          <w:lang w:val="en-NZ"/>
+        </w:rPr>
+        <w:t>e</w:t>
+      </w:r>
+      <w:r>
+        <w:rPr>
+          <w:lang w:val="en-NZ"/>
+        </w:rPr>
+        <w:t xml:space="preserve"> the </w:t>
+      </w:r>
+      <w:r>
+        <w:rPr>
+          <w:lang w:val="en-NZ"/>
+        </w:rPr>
+        <w:t xml:space="preserve">incorrect </w:t>
+      </w:r>
+      <w:r>
+        <w:rPr>
+          <w:lang w:val="en-NZ"/>
+        </w:rPr>
+        <w:t>totals and only sum the actual numbers</w:t>
+      </w:r>
+      <w:r>
+        <w:rPr>
+          <w:lang w:val="en-NZ"/>
+        </w:rPr>
+        <w:t xml:space="preserve"> to </w:t>
+      </w:r>
+      <w:r>
+        <w:rPr>
+          <w:lang w:val="en-NZ"/>
+        </w:rPr>
+        <w:t xml:space="preserve">get </w:t>
+      </w:r>
+      <w:r>
+        <w:rPr>
+          <w:lang w:val="en-NZ"/>
+        </w:rPr>
+        <w:t>the new total of hours.</w:t>
+      </w:r>
+    </w:p>
+    <w:p>
+      <w:pPr>
+        <w:tabs>
+          <w:tab w:val="left" w:pos="5978"/>
+        </w:tabs>
+        <w:rPr>
+          <w:lang w:val="en-NZ"/>
+        </w:rPr>
+      </w:pPr>
+      <w:r>
+        <w:rPr>
+          <w:noProof/>
+          <w:lang w:val="en-NZ"/>
+        </w:rPr>
+        <w:drawing>
+          <wp:inline distT="0" distB="0" distL="0" distR="0" wp14:anchorId="487B5416" wp14:editId="7303A05D">
+            <wp:extent cx="5731510" cy="1651000"/>
+            <wp:effectExtent l="0" t="0" r="2540" b="6350"/>
+            <wp:docPr id="473791983" name="Picture 1"/>
+            <wp:cNvGraphicFramePr>
+              <a:graphicFrameLocks xmlns:a="http://schemas.openxmlformats.org/drawingml/2006/main" noChangeAspect="1"/>
+            </wp:cNvGraphicFramePr>
+            <a:graphic xmlns:a="http://schemas.openxmlformats.org/drawingml/2006/main">
+              <a:graphicData uri="http://schemas.openxmlformats.org/drawingml/2006/picture">
+                <pic:pic xmlns:pic="http://schemas.openxmlformats.org/drawingml/2006/picture">
+                  <pic:nvPicPr>
+                    <pic:cNvPr id="473791983" name=""/>
+                    <pic:cNvPicPr/>
+                  </pic:nvPicPr>
+                  <pic:blipFill>
+                    <a:blip r:embed="rId14"/>
+                    <a:stretch>
+                      <a:fillRect/>
+                    </a:stretch>
+                  </pic:blipFill>
+                  <pic:spPr>
+                    <a:xfrm>
+                      <a:off x="0" y="0"/>
+                      <a:ext cx="5731510" cy="1651000"/>
+                    </a:xfrm>
+                    <a:prstGeom prst="rect">
+                      <a:avLst/>
+                    </a:prstGeom>
+                  </pic:spPr>
+                </pic:pic>
+              </a:graphicData>
+            </a:graphic>
+          </wp:inline>
+        </w:drawing>
+      </w:r>
+    </w:p>
+    <w:p>
+      <w:pPr>
+        <w:tabs>
+          <w:tab w:val="left" w:pos="5978"/>
+        </w:tabs>
+        <w:rPr>
+          <w:lang w:val="en-NZ"/>
+        </w:rPr>
+      </w:pPr>
+      <w:r>
+        <w:rPr>
+          <w:lang w:val="en-NZ"/>
+        </w:rPr>
+        <w:lastRenderedPageBreak/>
+        <w:t>Friday 1:30-5:</w:t>
+      </w:r>
+      <w:r>
+        <w:rPr>
+          <w:lang w:val="en-NZ"/>
+        </w:rPr>
+        <w:t>30:</w:t>
+      </w:r>
+      <w:r>
+        <w:rPr>
+          <w:lang w:val="en-NZ"/>
+        </w:rPr>
+        <w:t xml:space="preserve"> Finished the Individual Closeout.</w:t>
+      </w:r>
+      <w:r>
+        <w:rPr>
+          <w:lang w:val="en-NZ"/>
+        </w:rPr>
+        <w:t xml:space="preserve"> Thinking of the courses that taught useful skills (mostly Dr Bryce’s </w:t>
+      </w:r>
+      <w:r>
+        <w:t xml:space="preserve">Incident Response and Digital Forensics class), how I felt at the start of the project, skills I developed. </w:t>
+      </w:r>
+      <w:r>
+        <w:br/>
+      </w:r>
+      <w:r>
+        <w:t>Thinking of the singular thing I was most proud of was difficult, as it all s</w:t>
+      </w:r>
+      <w:r>
+        <w:t>ort of feels like work, but I eventually decided on the Academic poster, which I enjoyed creating. It’s not 100% finished yet, but it’s almost done.</w:t>
+      </w:r>
+      <w:r>
+        <w:t xml:space="preserve"> </w:t>
+      </w:r>
+      <w:r>
+        <w:t xml:space="preserve">Talking about the advice I would give myself was easy, as </w:t>
+      </w:r>
+      <w:r>
+        <w:t>I</w:t>
+      </w:r>
+      <w:r>
+        <w:t xml:space="preserve"> had already been done </w:t>
+      </w:r>
+      <w:r>
+        <w:t xml:space="preserve">it </w:t>
+      </w:r>
+      <w:r>
+        <w:t>in the</w:t>
+      </w:r>
+      <w:r>
+        <w:t xml:space="preserve"> Self-management review.</w:t>
+      </w:r>
+      <w:r>
+        <w:t xml:space="preserve"> </w:t>
+      </w:r>
+      <w:r>
+        <w:t xml:space="preserve">Wrote about positive interactions </w:t>
+      </w:r>
+      <w:r>
+        <w:lastRenderedPageBreak/>
+        <w:t xml:space="preserve">with team members and opted for </w:t>
+      </w:r>
+      <w:r>
+        <w:t>equal marking.</w:t>
+      </w:r>
+      <w:r>
+        <w:rPr>
+          <w:noProof/>
+          <w14:ligatures w14:val="standardContextual"/>
+        </w:rPr>
+        <w:t xml:space="preserve"> </w:t>
+      </w:r>
+      <w:r>
+        <w:rPr>
+          <w:noProof/>
+        </w:rPr>
+        <w:drawing>
+          <wp:inline distT="0" distB="0" distL="0" distR="0" wp14:anchorId="3F3EFB5A" wp14:editId="6E3D7845">
+            <wp:extent cx="5458587" cy="7602011"/>
+            <wp:effectExtent l="0" t="0" r="8890" b="0"/>
+            <wp:docPr id="1975945332" name="Picture 1"/>
+            <wp:cNvGraphicFramePr>
+              <a:graphicFrameLocks xmlns:a="http://schemas.openxmlformats.org/drawingml/2006/main" noChangeAspect="1"/>
+            </wp:cNvGraphicFramePr>
+            <a:graphic xmlns:a="http://schemas.openxmlformats.org/drawingml/2006/main">
+              <a:graphicData uri="http://schemas.openxmlformats.org/drawingml/2006/picture">
+                <pic:pic xmlns:pic="http://schemas.openxmlformats.org/drawingml/2006/picture">
+                  <pic:nvPicPr>
+                    <pic:cNvPr id="1975945332" name=""/>
+                    <pic:cNvPicPr/>
+                  </pic:nvPicPr>
+                  <pic:blipFill>
+                    <a:blip r:embed="rId15"/>
+                    <a:stretch>
+                      <a:fillRect/>
+                    </a:stretch>
+                  </pic:blipFill>
+                  <pic:spPr>
+                    <a:xfrm>
+                      <a:off x="0" y="0"/>
+                      <a:ext cx="5458587" cy="7602011"/>
                     </a:xfrm>
                     <a:prstGeom prst="rect">
                       <a:avLst/>
